--- a/policies/build/chapters_v2/IPC/HCO_IPC_3_v2_REWRITE_DRAFT.docx
+++ b/policies/build/chapters_v2/IPC/HCO_IPC_3_v2_REWRITE_DRAFT.docx
@@ -1831,7 +1831,19 @@
         <w:pStyle w:val="ListNumber"/>
       </w:pPr>
       <w:r>
-        <w:t>WHO Guidelines on Hand Hygiene in Health Care, 2009. World Health Organization.</w:t>
+        <w:t xml:space="preserve">World Health Organization. (2009). </w:t>
+      </w:r>
+      <w:hyperlink r:id="rId9">
+        <w:r>
+          <w:rPr>
+            <w:color w:val="0563C1"/>
+            <w:u w:val="single"/>
+          </w:rPr>
+          <w:t>https://www.who.int/publications/i/item/9789241597906</w:t>
+        </w:r>
+      </w:hyperlink>
+      <w:r>
+        <w:t xml:space="preserve"> WHO Guidelines on Hand Hygiene in Health Care: First Global Patient Safety Challenge, Clean Care Is Safer Care.</w:t>
       </w:r>
     </w:p>
     <w:p>
@@ -1839,7 +1851,19 @@
         <w:pStyle w:val="ListNumber"/>
       </w:pPr>
       <w:r>
-        <w:t>WHO AWaRe (Access, Watch, Reserve) Antibiotic Book. World Health Organization.</w:t>
+        <w:t xml:space="preserve">World Health Organization. (2022). </w:t>
+      </w:r>
+      <w:hyperlink r:id="rId10">
+        <w:r>
+          <w:rPr>
+            <w:color w:val="0563C1"/>
+            <w:u w:val="single"/>
+          </w:rPr>
+          <w:t>https://www.who.int/publications/i/item/9789240062382</w:t>
+        </w:r>
+      </w:hyperlink>
+      <w:r>
+        <w:t xml:space="preserve"> The WHO AWaRe (Access, Watch, Reserve) Antibiotic Book.</w:t>
       </w:r>
     </w:p>
     <w:p>
@@ -1847,7 +1871,19 @@
         <w:pStyle w:val="ListNumber"/>
       </w:pPr>
       <w:r>
-        <w:t>CDC Safe Injection Practices: One Needle, One Syringe, Only One Time.</w:t>
+        <w:t xml:space="preserve">Centers for Disease Control and Prevention. (2014). </w:t>
+      </w:r>
+      <w:hyperlink r:id="rId11">
+        <w:r>
+          <w:rPr>
+            <w:color w:val="0563C1"/>
+            <w:u w:val="single"/>
+          </w:rPr>
+          <w:t>https://stacks.cdc.gov/view/cdc/31799</w:t>
+        </w:r>
+      </w:hyperlink>
+      <w:r>
+        <w:t xml:space="preserve"> One Needle, One Syringe, Only One Time (One &amp; Only Campaign, safe injection practices).</w:t>
       </w:r>
     </w:p>
     <w:p>
